--- a/Support guide.docx
+++ b/Support guide.docx
@@ -181,13 +181,7 @@
         <w:rPr>
           <w:lang w:val="en-US"/>
         </w:rPr>
-        <w:t xml:space="preserve"> pushes the changes to GitHub. </w:t>
-      </w:r>
-      <w:r>
-        <w:rPr>
-          <w:lang w:val="en-US"/>
-        </w:rPr>
-        <w:t>Note that there can be a delay of a few minutes before the served pages reflect a push to the repository.</w:t>
+        <w:t xml:space="preserve"> pushes the changes to GitHub. Note that there can be a delay of a few minutes before the served pages reflect a push to the repository.</w:t>
       </w:r>
     </w:p>
     <w:p>
@@ -226,21 +220,7 @@
         <w:rPr>
           <w:lang w:val="en-US"/>
         </w:rPr>
-        <w:t>There is a GitHub ‘</w:t>
-      </w:r>
-      <w:proofErr w:type="spellStart"/>
-      <w:r>
-        <w:rPr>
-          <w:lang w:val="en-US"/>
-        </w:rPr>
-        <w:t>organisation</w:t>
-      </w:r>
-      <w:proofErr w:type="spellEnd"/>
-      <w:r>
-        <w:rPr>
-          <w:lang w:val="en-US"/>
-        </w:rPr>
-        <w:t xml:space="preserve">’ called G1MRA1947 rooted at </w:t>
+        <w:t xml:space="preserve">There is a GitHub ‘organisation’ called G1MRA1947 rooted at </w:t>
       </w:r>
       <w:hyperlink r:id="rId6" w:history="1">
         <w:r>
@@ -367,11 +347,9 @@
         </w:rPr>
         <w:t xml:space="preserve"> as </w:t>
       </w:r>
-      <w:proofErr w:type="spellStart"/>
       <w:r>
         <w:t>rw-donaldp</w:t>
       </w:r>
-      <w:proofErr w:type="spellEnd"/>
       <w:r>
         <w:t xml:space="preserve"> with verified email </w:t>
       </w:r>
@@ -402,19 +380,11 @@
         </w:rPr>
         <w:t xml:space="preserve">G1MRA1947 </w:t>
       </w:r>
-      <w:proofErr w:type="spellStart"/>
-      <w:r>
-        <w:rPr>
-          <w:lang w:val="en-US"/>
-        </w:rPr>
-        <w:t>organisation</w:t>
-      </w:r>
-      <w:proofErr w:type="spellEnd"/>
-      <w:r>
-        <w:rPr>
-          <w:lang w:val="en-US"/>
-        </w:rPr>
-        <w:t xml:space="preserve"> </w:t>
+      <w:r>
+        <w:rPr>
+          <w:lang w:val="en-US"/>
+        </w:rPr>
+        <w:t xml:space="preserve">organisation </w:t>
       </w:r>
       <w:r>
         <w:rPr>
@@ -494,17 +464,8 @@
           <w:b/>
           <w:bCs/>
         </w:rPr>
-        <w:t>.</w:t>
-      </w:r>
-      <w:proofErr w:type="spellStart"/>
-      <w:r>
-        <w:rPr>
-          <w:b/>
-          <w:bCs/>
-        </w:rPr>
-        <w:t>nojekyll</w:t>
-      </w:r>
-      <w:proofErr w:type="spellEnd"/>
+        <w:t>.nojekyll</w:t>
+      </w:r>
       <w:r>
         <w:rPr>
           <w:b/>
@@ -652,27 +613,7 @@
           <w:lang w:eastAsia="en-GB"/>
           <w14:ligatures w14:val="none"/>
         </w:rPr>
-        <w:t>recovery email address</w:t>
-      </w:r>
-      <w:r>
-        <w:rPr>
-          <w:rFonts w:ascii="Calibri" w:eastAsia="Times New Roman" w:hAnsi="Calibri" w:cs="Calibri"/>
-          <w:color w:val="000000"/>
-          <w:kern w:val="0"/>
-          <w:lang w:eastAsia="en-GB"/>
-          <w14:ligatures w14:val="none"/>
-        </w:rPr>
-        <w:t xml:space="preserve"> for this account is</w:t>
-      </w:r>
-      <w:r>
-        <w:rPr>
-          <w:rFonts w:ascii="Calibri" w:eastAsia="Times New Roman" w:hAnsi="Calibri" w:cs="Calibri"/>
-          <w:color w:val="000000"/>
-          <w:kern w:val="0"/>
-          <w:lang w:eastAsia="en-GB"/>
-          <w14:ligatures w14:val="none"/>
-        </w:rPr>
-        <w:t xml:space="preserve"> </w:t>
+        <w:t xml:space="preserve">recovery email address for this account is </w:t>
       </w:r>
       <w:hyperlink r:id="rId12" w:history="1">
         <w:r>
@@ -725,21 +666,7 @@
         <w:rPr>
           <w:lang w:val="en-US"/>
         </w:rPr>
-        <w:t xml:space="preserve">  using the password known to owners of the G1MRA1947 </w:t>
-      </w:r>
-      <w:proofErr w:type="spellStart"/>
-      <w:r>
-        <w:rPr>
-          <w:lang w:val="en-US"/>
-        </w:rPr>
-        <w:t>organisation</w:t>
-      </w:r>
-      <w:proofErr w:type="spellEnd"/>
-      <w:r>
-        <w:rPr>
-          <w:lang w:val="en-US"/>
-        </w:rPr>
-        <w:t xml:space="preserve">. </w:t>
+        <w:t xml:space="preserve">  using the password known to owners of the G1MRA1947 organisation. </w:t>
       </w:r>
     </w:p>
     <w:p>
@@ -993,6 +920,24 @@
           <w:lang w:val="en-US"/>
         </w:rPr>
         <w:t>enquiry</w:t>
+      </w:r>
+    </w:p>
+    <w:p>
+      <w:pPr>
+        <w:pStyle w:val="ListParagraph"/>
+        <w:numPr>
+          <w:ilvl w:val="0"/>
+          <w:numId w:val="5"/>
+        </w:numPr>
+        <w:rPr>
+          <w:lang w:val="en-US"/>
+        </w:rPr>
+      </w:pPr>
+      <w:r>
+        <w:rPr>
+          <w:lang w:val="en-US"/>
+        </w:rPr>
+        <w:t>NLJ order</w:t>
       </w:r>
     </w:p>
     <w:p/>
@@ -2071,6 +2016,7 @@
   <w:style w:type="character" w:default="1" w:styleId="DefaultParagraphFont">
     <w:name w:val="Default Paragraph Font"/>
     <w:uiPriority w:val="1"/>
+    <w:semiHidden/>
     <w:unhideWhenUsed/>
   </w:style>
   <w:style w:type="table" w:default="1" w:styleId="TableNormal">

--- a/Support guide.docx
+++ b/Support guide.docx
@@ -153,7 +153,7 @@
           <w:bCs/>
           <w:lang w:val="en-US"/>
         </w:rPr>
-        <w:t>make</w:t>
+        <w:t>pages</w:t>
       </w:r>
       <w:r>
         <w:rPr>
@@ -220,7 +220,21 @@
         <w:rPr>
           <w:lang w:val="en-US"/>
         </w:rPr>
-        <w:t xml:space="preserve">There is a GitHub ‘organisation’ called G1MRA1947 rooted at </w:t>
+        <w:t>There is a GitHub ‘</w:t>
+      </w:r>
+      <w:proofErr w:type="spellStart"/>
+      <w:r>
+        <w:rPr>
+          <w:lang w:val="en-US"/>
+        </w:rPr>
+        <w:t>organisation</w:t>
+      </w:r>
+      <w:proofErr w:type="spellEnd"/>
+      <w:r>
+        <w:rPr>
+          <w:lang w:val="en-US"/>
+        </w:rPr>
+        <w:t xml:space="preserve">’ called G1MRA1947 rooted at </w:t>
       </w:r>
       <w:hyperlink r:id="rId6" w:history="1">
         <w:r>
@@ -347,9 +361,11 @@
         </w:rPr>
         <w:t xml:space="preserve"> as </w:t>
       </w:r>
+      <w:proofErr w:type="spellStart"/>
       <w:r>
         <w:t>rw-donaldp</w:t>
       </w:r>
+      <w:proofErr w:type="spellEnd"/>
       <w:r>
         <w:t xml:space="preserve"> with verified email </w:t>
       </w:r>
@@ -380,11 +396,19 @@
         </w:rPr>
         <w:t xml:space="preserve">G1MRA1947 </w:t>
       </w:r>
-      <w:r>
-        <w:rPr>
-          <w:lang w:val="en-US"/>
-        </w:rPr>
-        <w:t xml:space="preserve">organisation </w:t>
+      <w:proofErr w:type="spellStart"/>
+      <w:r>
+        <w:rPr>
+          <w:lang w:val="en-US"/>
+        </w:rPr>
+        <w:t>organisation</w:t>
+      </w:r>
+      <w:proofErr w:type="spellEnd"/>
+      <w:r>
+        <w:rPr>
+          <w:lang w:val="en-US"/>
+        </w:rPr>
+        <w:t xml:space="preserve"> </w:t>
       </w:r>
       <w:r>
         <w:rPr>
@@ -464,8 +488,17 @@
           <w:b/>
           <w:bCs/>
         </w:rPr>
-        <w:t>.nojekyll</w:t>
-      </w:r>
+        <w:t>.</w:t>
+      </w:r>
+      <w:proofErr w:type="spellStart"/>
+      <w:r>
+        <w:rPr>
+          <w:b/>
+          <w:bCs/>
+        </w:rPr>
+        <w:t>nojekyll</w:t>
+      </w:r>
+      <w:proofErr w:type="spellEnd"/>
       <w:r>
         <w:rPr>
           <w:b/>
@@ -666,7 +699,21 @@
         <w:rPr>
           <w:lang w:val="en-US"/>
         </w:rPr>
-        <w:t xml:space="preserve">  using the password known to owners of the G1MRA1947 organisation. </w:t>
+        <w:t xml:space="preserve">  using the password known to owners of the G1MRA1947 </w:t>
+      </w:r>
+      <w:proofErr w:type="spellStart"/>
+      <w:r>
+        <w:rPr>
+          <w:lang w:val="en-US"/>
+        </w:rPr>
+        <w:t>organisation</w:t>
+      </w:r>
+      <w:proofErr w:type="spellEnd"/>
+      <w:r>
+        <w:rPr>
+          <w:lang w:val="en-US"/>
+        </w:rPr>
+        <w:t xml:space="preserve">. </w:t>
       </w:r>
     </w:p>
     <w:p>
@@ -697,13 +744,7 @@
         <w:rPr>
           <w:lang w:val="en-US"/>
         </w:rPr>
-        <w:t>New member</w:t>
-      </w:r>
-      <w:r>
-        <w:rPr>
-          <w:lang w:val="en-US"/>
-        </w:rPr>
-        <w:t xml:space="preserve"> application</w:t>
+        <w:t>Book order</w:t>
       </w:r>
     </w:p>
     <w:p>
@@ -721,13 +762,13 @@
         <w:rPr>
           <w:lang w:val="en-US"/>
         </w:rPr>
-        <w:t>Subscription</w:t>
-      </w:r>
-      <w:r>
-        <w:rPr>
-          <w:lang w:val="en-US"/>
-        </w:rPr>
-        <w:t xml:space="preserve"> renewal</w:t>
+        <w:t>Component</w:t>
+      </w:r>
+      <w:r>
+        <w:rPr>
+          <w:lang w:val="en-US"/>
+        </w:rPr>
+        <w:t xml:space="preserve"> order</w:t>
       </w:r>
     </w:p>
     <w:p>
@@ -745,7 +786,7 @@
         <w:rPr>
           <w:lang w:val="en-US"/>
         </w:rPr>
-        <w:t>Book order</w:t>
+        <w:t>General enquiry</w:t>
       </w:r>
     </w:p>
     <w:p>
@@ -763,7 +804,37 @@
         <w:rPr>
           <w:lang w:val="en-US"/>
         </w:rPr>
-        <w:t>Part order</w:t>
+        <w:t xml:space="preserve">Marketplace </w:t>
+      </w:r>
+      <w:r>
+        <w:rPr>
+          <w:lang w:val="en-US"/>
+        </w:rPr>
+        <w:t xml:space="preserve">for </w:t>
+      </w:r>
+      <w:r>
+        <w:rPr>
+          <w:lang w:val="en-US"/>
+        </w:rPr>
+        <w:t>s</w:t>
+      </w:r>
+      <w:r>
+        <w:rPr>
+          <w:lang w:val="en-US"/>
+        </w:rPr>
+        <w:t>a</w:t>
+      </w:r>
+      <w:r>
+        <w:rPr>
+          <w:lang w:val="en-US"/>
+        </w:rPr>
+        <w:t>l</w:t>
+      </w:r>
+      <w:r>
+        <w:rPr>
+          <w:lang w:val="en-US"/>
+        </w:rPr>
+        <w:t>e</w:t>
       </w:r>
     </w:p>
     <w:p>
@@ -781,13 +852,13 @@
         <w:rPr>
           <w:lang w:val="en-US"/>
         </w:rPr>
-        <w:t>Merchandise</w:t>
-      </w:r>
-      <w:r>
-        <w:rPr>
-          <w:lang w:val="en-US"/>
-        </w:rPr>
-        <w:t xml:space="preserve"> order</w:t>
+        <w:t xml:space="preserve">Marketplace </w:t>
+      </w:r>
+      <w:r>
+        <w:rPr>
+          <w:lang w:val="en-US"/>
+        </w:rPr>
+        <w:t>enquiry</w:t>
       </w:r>
     </w:p>
     <w:p>
@@ -805,7 +876,7 @@
         <w:rPr>
           <w:lang w:val="en-US"/>
         </w:rPr>
-        <w:t>Clothing order</w:t>
+        <w:t>Merchandise order</w:t>
       </w:r>
     </w:p>
     <w:p>
@@ -841,37 +912,19 @@
         <w:rPr>
           <w:lang w:val="en-US"/>
         </w:rPr>
-        <w:t xml:space="preserve">Marketplace </w:t>
-      </w:r>
-      <w:r>
-        <w:rPr>
-          <w:lang w:val="en-US"/>
-        </w:rPr>
-        <w:t xml:space="preserve">for </w:t>
-      </w:r>
-      <w:r>
-        <w:rPr>
-          <w:lang w:val="en-US"/>
-        </w:rPr>
-        <w:t>s</w:t>
-      </w:r>
-      <w:r>
-        <w:rPr>
-          <w:lang w:val="en-US"/>
-        </w:rPr>
-        <w:t>a</w:t>
-      </w:r>
-      <w:r>
-        <w:rPr>
-          <w:lang w:val="en-US"/>
-        </w:rPr>
-        <w:t>l</w:t>
-      </w:r>
-      <w:r>
-        <w:rPr>
-          <w:lang w:val="en-US"/>
-        </w:rPr>
-        <w:t>e</w:t>
+        <w:t>N</w:t>
+      </w:r>
+      <w:r>
+        <w:rPr>
+          <w:lang w:val="en-US"/>
+        </w:rPr>
+        <w:t>ewsletter</w:t>
+      </w:r>
+      <w:r>
+        <w:rPr>
+          <w:lang w:val="en-US"/>
+        </w:rPr>
+        <w:t xml:space="preserve"> order</w:t>
       </w:r>
     </w:p>
     <w:p>
@@ -889,13 +942,7 @@
         <w:rPr>
           <w:lang w:val="en-US"/>
         </w:rPr>
-        <w:t xml:space="preserve">Marketplace </w:t>
-      </w:r>
-      <w:r>
-        <w:rPr>
-          <w:lang w:val="en-US"/>
-        </w:rPr>
-        <w:t>enquiry</w:t>
+        <w:t>New member application</w:t>
       </w:r>
     </w:p>
     <w:p>
@@ -913,31 +960,29 @@
         <w:rPr>
           <w:lang w:val="en-US"/>
         </w:rPr>
-        <w:t xml:space="preserve">General </w:t>
-      </w:r>
-      <w:r>
-        <w:rPr>
-          <w:lang w:val="en-US"/>
-        </w:rPr>
-        <w:t>enquiry</w:t>
+        <w:t>Subscription renewal</w:t>
       </w:r>
     </w:p>
     <w:p>
       <w:pPr>
         <w:pStyle w:val="ListParagraph"/>
-        <w:numPr>
-          <w:ilvl w:val="0"/>
-          <w:numId w:val="5"/>
-        </w:numPr>
-        <w:rPr>
-          <w:lang w:val="en-US"/>
-        </w:rPr>
-      </w:pPr>
-      <w:r>
-        <w:rPr>
-          <w:lang w:val="en-US"/>
-        </w:rPr>
-        <w:t>NLJ order</w:t>
+        <w:rPr>
+          <w:lang w:val="en-US"/>
+        </w:rPr>
+      </w:pPr>
+    </w:p>
+    <w:p>
+      <w:pPr>
+        <w:pStyle w:val="Heading3"/>
+        <w:rPr>
+          <w:lang w:val="en-US"/>
+        </w:rPr>
+      </w:pPr>
+      <w:r>
+        <w:rPr>
+          <w:lang w:val="en-US"/>
+        </w:rPr>
+        <w:t>The AMP macro processor</w:t>
       </w:r>
     </w:p>
     <w:p/>

--- a/Support guide.docx
+++ b/Support guide.docx
@@ -220,21 +220,7 @@
         <w:rPr>
           <w:lang w:val="en-US"/>
         </w:rPr>
-        <w:t>There is a GitHub ‘</w:t>
-      </w:r>
-      <w:proofErr w:type="spellStart"/>
-      <w:r>
-        <w:rPr>
-          <w:lang w:val="en-US"/>
-        </w:rPr>
-        <w:t>organisation</w:t>
-      </w:r>
-      <w:proofErr w:type="spellEnd"/>
-      <w:r>
-        <w:rPr>
-          <w:lang w:val="en-US"/>
-        </w:rPr>
-        <w:t xml:space="preserve">’ called G1MRA1947 rooted at </w:t>
+        <w:t xml:space="preserve">There is a GitHub ‘organisation’ called G1MRA1947 rooted at </w:t>
       </w:r>
       <w:hyperlink r:id="rId6" w:history="1">
         <w:r>
@@ -361,11 +347,9 @@
         </w:rPr>
         <w:t xml:space="preserve"> as </w:t>
       </w:r>
-      <w:proofErr w:type="spellStart"/>
       <w:r>
         <w:t>rw-donaldp</w:t>
       </w:r>
-      <w:proofErr w:type="spellEnd"/>
       <w:r>
         <w:t xml:space="preserve"> with verified email </w:t>
       </w:r>
@@ -396,19 +380,11 @@
         </w:rPr>
         <w:t xml:space="preserve">G1MRA1947 </w:t>
       </w:r>
-      <w:proofErr w:type="spellStart"/>
-      <w:r>
-        <w:rPr>
-          <w:lang w:val="en-US"/>
-        </w:rPr>
-        <w:t>organisation</w:t>
-      </w:r>
-      <w:proofErr w:type="spellEnd"/>
-      <w:r>
-        <w:rPr>
-          <w:lang w:val="en-US"/>
-        </w:rPr>
-        <w:t xml:space="preserve"> </w:t>
+      <w:r>
+        <w:rPr>
+          <w:lang w:val="en-US"/>
+        </w:rPr>
+        <w:t xml:space="preserve">organisation </w:t>
       </w:r>
       <w:r>
         <w:rPr>
@@ -488,17 +464,8 @@
           <w:b/>
           <w:bCs/>
         </w:rPr>
-        <w:t>.</w:t>
-      </w:r>
-      <w:proofErr w:type="spellStart"/>
-      <w:r>
-        <w:rPr>
-          <w:b/>
-          <w:bCs/>
-        </w:rPr>
-        <w:t>nojekyll</w:t>
-      </w:r>
-      <w:proofErr w:type="spellEnd"/>
+        <w:t>.nojekyll</w:t>
+      </w:r>
       <w:r>
         <w:rPr>
           <w:b/>
@@ -699,21 +666,7 @@
         <w:rPr>
           <w:lang w:val="en-US"/>
         </w:rPr>
-        <w:t xml:space="preserve">  using the password known to owners of the G1MRA1947 </w:t>
-      </w:r>
-      <w:proofErr w:type="spellStart"/>
-      <w:r>
-        <w:rPr>
-          <w:lang w:val="en-US"/>
-        </w:rPr>
-        <w:t>organisation</w:t>
-      </w:r>
-      <w:proofErr w:type="spellEnd"/>
-      <w:r>
-        <w:rPr>
-          <w:lang w:val="en-US"/>
-        </w:rPr>
-        <w:t xml:space="preserve">. </w:t>
+        <w:t xml:space="preserve">  using the password known to owners of the G1MRA1947 organisation. </w:t>
       </w:r>
     </w:p>
     <w:p>

--- a/Support guide.docx
+++ b/Support guide.docx
@@ -1,6 +1,6 @@
 
 <file path=word/document.xml><?xml version="1.0" encoding="utf-8"?>
-<w:document xmlns:wpc="http://schemas.microsoft.com/office/word/2010/wordprocessingCanvas" xmlns:cx="http://schemas.microsoft.com/office/drawing/2014/chartex" xmlns:cx1="http://schemas.microsoft.com/office/drawing/2015/9/8/chartex" xmlns:cx2="http://schemas.microsoft.com/office/drawing/2015/10/21/chartex" xmlns:cx3="http://schemas.microsoft.com/office/drawing/2016/5/9/chartex" xmlns:cx4="http://schemas.microsoft.com/office/drawing/2016/5/10/chartex" xmlns:cx5="http://schemas.microsoft.com/office/drawing/2016/5/11/chartex" xmlns:cx6="http://schemas.microsoft.com/office/drawing/2016/5/12/chartex" xmlns:cx7="http://schemas.microsoft.com/office/drawing/2016/5/13/chartex" xmlns:cx8="http://schemas.microsoft.com/office/drawing/2016/5/14/chartex" xmlns:mc="http://schemas.openxmlformats.org/markup-compatibility/2006" xmlns:aink="http://schemas.microsoft.com/office/drawing/2016/ink" xmlns:am3d="http://schemas.microsoft.com/office/drawing/2017/model3d" xmlns:o="urn:schemas-microsoft-com:office:office" xmlns:oel="http://schemas.microsoft.com/office/2019/extlst" xmlns:r="http://schemas.openxmlformats.org/officeDocument/2006/relationships" xmlns:m="http://schemas.openxmlformats.org/officeDocument/2006/math" xmlns:v="urn:schemas-microsoft-com:vml" xmlns:wp14="http://schemas.microsoft.com/office/word/2010/wordprocessingDrawing" xmlns:wp="http://schemas.openxmlformats.org/drawingml/2006/wordprocessingDrawing" xmlns:w10="urn:schemas-microsoft-com:office:word" xmlns:w="http://schemas.openxmlformats.org/wordprocessingml/2006/main" xmlns:w14="http://schemas.microsoft.com/office/word/2010/wordml" xmlns:w15="http://schemas.microsoft.com/office/word/2012/wordml" xmlns:w16cex="http://schemas.microsoft.com/office/word/2018/wordml/cex" xmlns:w16cid="http://schemas.microsoft.com/office/word/2016/wordml/cid" xmlns:w16="http://schemas.microsoft.com/office/word/2018/wordml" xmlns:w16du="http://schemas.microsoft.com/office/word/2023/wordml/word16du" xmlns:w16sdtdh="http://schemas.microsoft.com/office/word/2020/wordml/sdtdatahash" xmlns:w16sdtfl="http://schemas.microsoft.com/office/word/2024/wordml/sdtformatlock" xmlns:w16se="http://schemas.microsoft.com/office/word/2015/wordml/symex" xmlns:wpg="http://schemas.microsoft.com/office/word/2010/wordprocessingGroup" xmlns:wpi="http://schemas.microsoft.com/office/word/2010/wordprocessingInk" xmlns:wne="http://schemas.microsoft.com/office/word/2006/wordml" xmlns:wps="http://schemas.microsoft.com/office/word/2010/wordprocessingShape" mc:Ignorable="w14 w15 w16se w16cid w16 w16cex w16sdtdh w16sdtfl w16du wp14">
+<w:document xmlns:wpc="http://schemas.microsoft.com/office/word/2010/wordprocessingCanvas" xmlns:cx="http://schemas.microsoft.com/office/drawing/2014/chartex" xmlns:cx1="http://schemas.microsoft.com/office/drawing/2015/9/8/chartex" xmlns:cx2="http://schemas.microsoft.com/office/drawing/2015/10/21/chartex" xmlns:cx3="http://schemas.microsoft.com/office/drawing/2016/5/9/chartex" xmlns:cx4="http://schemas.microsoft.com/office/drawing/2016/5/10/chartex" xmlns:cx5="http://schemas.microsoft.com/office/drawing/2016/5/11/chartex" xmlns:cx6="http://schemas.microsoft.com/office/drawing/2016/5/12/chartex" xmlns:cx7="http://schemas.microsoft.com/office/drawing/2016/5/13/chartex" xmlns:cx8="http://schemas.microsoft.com/office/drawing/2016/5/14/chartex" xmlns:mc="http://schemas.openxmlformats.org/markup-compatibility/2006" xmlns:aink="http://schemas.microsoft.com/office/drawing/2016/ink" xmlns:am3d="http://schemas.microsoft.com/office/drawing/2017/model3d" xmlns:o="urn:schemas-microsoft-com:office:office" xmlns:oel="http://schemas.microsoft.com/office/2019/extlst" xmlns:r="http://schemas.openxmlformats.org/officeDocument/2006/relationships" xmlns:m="http://schemas.openxmlformats.org/officeDocument/2006/math" xmlns:v="urn:schemas-microsoft-com:vml" xmlns:wp14="http://schemas.microsoft.com/office/word/2010/wordprocessingDrawing" xmlns:wp="http://schemas.openxmlformats.org/drawingml/2006/wordprocessingDrawing" xmlns:w10="urn:schemas-microsoft-com:office:word" xmlns:w="http://schemas.openxmlformats.org/wordprocessingml/2006/main" xmlns:w14="http://schemas.microsoft.com/office/word/2010/wordml" xmlns:w15="http://schemas.microsoft.com/office/word/2012/wordml" xmlns:w16cei="http://schemas.microsoft.com/office/word/2026/wordml/cei" xmlns:w16cex="http://schemas.microsoft.com/office/word/2018/wordml/cex" xmlns:w16cid="http://schemas.microsoft.com/office/word/2016/wordml/cid" xmlns:w16="http://schemas.microsoft.com/office/word/2018/wordml" xmlns:w16du="http://schemas.microsoft.com/office/word/2023/wordml/word16du" xmlns:w16sdtdh="http://schemas.microsoft.com/office/word/2020/wordml/sdtdatahash" xmlns:w16sdtfl="http://schemas.microsoft.com/office/word/2024/wordml/sdtformatlock" xmlns:w16se="http://schemas.microsoft.com/office/word/2015/wordml/symex" xmlns:wpg="http://schemas.microsoft.com/office/word/2010/wordprocessingGroup" xmlns:wpi="http://schemas.microsoft.com/office/word/2010/wordprocessingInk" xmlns:wne="http://schemas.microsoft.com/office/word/2006/wordml" xmlns:wps="http://schemas.microsoft.com/office/word/2010/wordprocessingShape" mc:Ignorable="w14 w15 w16se w16cid w16 w16cex w16sdtdh w16sdtfl w16du wp14">
   <w:body>
     <w:p>
       <w:pPr>
@@ -56,7 +56,25 @@
         <w:rPr>
           <w:lang w:val="en-US"/>
         </w:rPr>
-        <w:t>2 Feb 2026</w:t>
+        <w:t>4</w:t>
+      </w:r>
+      <w:r>
+        <w:rPr>
+          <w:lang w:val="en-US"/>
+        </w:rPr>
+        <w:t xml:space="preserve"> </w:t>
+      </w:r>
+      <w:r>
+        <w:rPr>
+          <w:lang w:val="en-US"/>
+        </w:rPr>
+        <w:t>August</w:t>
+      </w:r>
+      <w:r>
+        <w:rPr>
+          <w:lang w:val="en-US"/>
+        </w:rPr>
+        <w:t xml:space="preserve"> 2026</w:t>
       </w:r>
     </w:p>
     <w:p>
@@ -448,11 +466,6 @@
       </w:hyperlink>
     </w:p>
     <w:p>
-      <w:pPr>
-        <w:rPr>
-          <w:lang w:val="en-US"/>
-        </w:rPr>
-      </w:pPr>
       <w:r>
         <w:rPr>
           <w:lang w:val="en-US"/>
@@ -508,6 +521,89 @@
       </w:r>
     </w:p>
     <w:p>
+      <w:r>
+        <w:t xml:space="preserve">The default domain is </w:t>
+      </w:r>
+      <w:hyperlink r:id="rId11" w:history="1">
+        <w:r>
+          <w:rPr>
+            <w:rStyle w:val="Hyperlink"/>
+          </w:rPr>
+          <w:t>https://g1mra1947.github.io</w:t>
+        </w:r>
+      </w:hyperlink>
+      <w:r>
+        <w:t>. On August 4</w:t>
+      </w:r>
+      <w:r>
+        <w:rPr>
+          <w:vertAlign w:val="superscript"/>
+        </w:rPr>
+        <w:t>th</w:t>
+      </w:r>
+      <w:r>
+        <w:t xml:space="preserve"> 2026 I followed the instructions at </w:t>
+      </w:r>
+      <w:hyperlink r:id="rId12" w:history="1">
+        <w:r>
+          <w:rPr>
+            <w:rStyle w:val="Hyperlink"/>
+          </w:rPr>
+          <w:t>Verifying your custom domain for GitHub Pages - GitHub Docs</w:t>
+        </w:r>
+      </w:hyperlink>
+      <w:r>
+        <w:t xml:space="preserve"> to verify g1mra.com as the visible URL and got this response which was relayed to Gary at Footprint for DNS updating.</w:t>
+      </w:r>
+    </w:p>
+    <w:p>
+      <w:pPr>
+        <w:rPr>
+          <w:lang w:val="en-US"/>
+        </w:rPr>
+      </w:pPr>
+      <w:r>
+        <w:rPr>
+          <w:lang w:val="en-US"/>
+        </w:rPr>
+        <w:drawing>
+          <wp:inline distT="0" distB="0" distL="0" distR="0" wp14:anchorId="55385AD5" wp14:editId="49BB0C72">
+            <wp:extent cx="6645910" cy="3244850"/>
+            <wp:effectExtent l="0" t="0" r="2540" b="0"/>
+            <wp:docPr id="600940525" name="Picture 1"/>
+            <wp:cNvGraphicFramePr>
+              <a:graphicFrameLocks xmlns:a="http://schemas.openxmlformats.org/drawingml/2006/main" noChangeAspect="1"/>
+            </wp:cNvGraphicFramePr>
+            <a:graphic xmlns:a="http://schemas.openxmlformats.org/drawingml/2006/main">
+              <a:graphicData uri="http://schemas.openxmlformats.org/drawingml/2006/picture">
+                <pic:pic xmlns:pic="http://schemas.openxmlformats.org/drawingml/2006/picture">
+                  <pic:nvPicPr>
+                    <pic:cNvPr id="600940525" name=""/>
+                    <pic:cNvPicPr/>
+                  </pic:nvPicPr>
+                  <pic:blipFill>
+                    <a:blip r:embed="rId13"/>
+                    <a:stretch>
+                      <a:fillRect/>
+                    </a:stretch>
+                  </pic:blipFill>
+                  <pic:spPr>
+                    <a:xfrm>
+                      <a:off x="0" y="0"/>
+                      <a:ext cx="6645910" cy="3244850"/>
+                    </a:xfrm>
+                    <a:prstGeom prst="rect">
+                      <a:avLst/>
+                    </a:prstGeom>
+                  </pic:spPr>
+                </pic:pic>
+              </a:graphicData>
+            </a:graphic>
+          </wp:inline>
+        </w:drawing>
+      </w:r>
+    </w:p>
+    <w:p>
       <w:pPr>
         <w:pStyle w:val="Heading3"/>
         <w:rPr>
@@ -518,6 +614,7 @@
         <w:rPr>
           <w:lang w:val="en-US"/>
         </w:rPr>
+        <w:lastRenderedPageBreak/>
         <w:t>Gmail account and Google forms</w:t>
       </w:r>
     </w:p>
@@ -548,7 +645,7 @@
       <w:r>
         <w:t xml:space="preserve"> </w:t>
       </w:r>
-      <w:hyperlink r:id="rId11" w:history="1"/>
+      <w:hyperlink r:id="rId14" w:history="1"/>
       <w:r>
         <w:rPr>
           <w:rFonts w:ascii="Aptos Narrow" w:eastAsia="Times New Roman" w:hAnsi="Aptos Narrow" w:cs="Times New Roman"/>
@@ -615,7 +712,7 @@
         </w:rPr>
         <w:t xml:space="preserve">recovery email address for this account is </w:t>
       </w:r>
-      <w:hyperlink r:id="rId12" w:history="1">
+      <w:hyperlink r:id="rId15" w:history="1">
         <w:r>
           <w:rPr>
             <w:rStyle w:val="Hyperlink"/>
@@ -950,7 +1047,7 @@
 </file>
 
 <file path=word/numbering.xml><?xml version="1.0" encoding="utf-8"?>
-<w:numbering xmlns:wpc="http://schemas.microsoft.com/office/word/2010/wordprocessingCanvas" xmlns:cx="http://schemas.microsoft.com/office/drawing/2014/chartex" xmlns:cx1="http://schemas.microsoft.com/office/drawing/2015/9/8/chartex" xmlns:cx2="http://schemas.microsoft.com/office/drawing/2015/10/21/chartex" xmlns:cx3="http://schemas.microsoft.com/office/drawing/2016/5/9/chartex" xmlns:cx4="http://schemas.microsoft.com/office/drawing/2016/5/10/chartex" xmlns:cx5="http://schemas.microsoft.com/office/drawing/2016/5/11/chartex" xmlns:cx6="http://schemas.microsoft.com/office/drawing/2016/5/12/chartex" xmlns:cx7="http://schemas.microsoft.com/office/drawing/2016/5/13/chartex" xmlns:cx8="http://schemas.microsoft.com/office/drawing/2016/5/14/chartex" xmlns:mc="http://schemas.openxmlformats.org/markup-compatibility/2006" xmlns:aink="http://schemas.microsoft.com/office/drawing/2016/ink" xmlns:am3d="http://schemas.microsoft.com/office/drawing/2017/model3d" xmlns:o="urn:schemas-microsoft-com:office:office" xmlns:oel="http://schemas.microsoft.com/office/2019/extlst" xmlns:r="http://schemas.openxmlformats.org/officeDocument/2006/relationships" xmlns:m="http://schemas.openxmlformats.org/officeDocument/2006/math" xmlns:v="urn:schemas-microsoft-com:vml" xmlns:wp14="http://schemas.microsoft.com/office/word/2010/wordprocessingDrawing" xmlns:wp="http://schemas.openxmlformats.org/drawingml/2006/wordprocessingDrawing" xmlns:w10="urn:schemas-microsoft-com:office:word" xmlns:w="http://schemas.openxmlformats.org/wordprocessingml/2006/main" xmlns:w14="http://schemas.microsoft.com/office/word/2010/wordml" xmlns:w15="http://schemas.microsoft.com/office/word/2012/wordml" xmlns:w16cex="http://schemas.microsoft.com/office/word/2018/wordml/cex" xmlns:w16cid="http://schemas.microsoft.com/office/word/2016/wordml/cid" xmlns:w16="http://schemas.microsoft.com/office/word/2018/wordml" xmlns:w16du="http://schemas.microsoft.com/office/word/2023/wordml/word16du" xmlns:w16sdtdh="http://schemas.microsoft.com/office/word/2020/wordml/sdtdatahash" xmlns:w16sdtfl="http://schemas.microsoft.com/office/word/2024/wordml/sdtformatlock" xmlns:w16se="http://schemas.microsoft.com/office/word/2015/wordml/symex" xmlns:wpg="http://schemas.microsoft.com/office/word/2010/wordprocessingGroup" xmlns:wpi="http://schemas.microsoft.com/office/word/2010/wordprocessingInk" xmlns:wne="http://schemas.microsoft.com/office/word/2006/wordml" xmlns:wps="http://schemas.microsoft.com/office/word/2010/wordprocessingShape" mc:Ignorable="w14 w15 w16se w16cid w16 w16cex w16sdtdh w16sdtfl w16du wp14">
+<w:numbering xmlns:wpc="http://schemas.microsoft.com/office/word/2010/wordprocessingCanvas" xmlns:cx="http://schemas.microsoft.com/office/drawing/2014/chartex" xmlns:cx1="http://schemas.microsoft.com/office/drawing/2015/9/8/chartex" xmlns:cx2="http://schemas.microsoft.com/office/drawing/2015/10/21/chartex" xmlns:cx3="http://schemas.microsoft.com/office/drawing/2016/5/9/chartex" xmlns:cx4="http://schemas.microsoft.com/office/drawing/2016/5/10/chartex" xmlns:cx5="http://schemas.microsoft.com/office/drawing/2016/5/11/chartex" xmlns:cx6="http://schemas.microsoft.com/office/drawing/2016/5/12/chartex" xmlns:cx7="http://schemas.microsoft.com/office/drawing/2016/5/13/chartex" xmlns:cx8="http://schemas.microsoft.com/office/drawing/2016/5/14/chartex" xmlns:mc="http://schemas.openxmlformats.org/markup-compatibility/2006" xmlns:aink="http://schemas.microsoft.com/office/drawing/2016/ink" xmlns:am3d="http://schemas.microsoft.com/office/drawing/2017/model3d" xmlns:o="urn:schemas-microsoft-com:office:office" xmlns:oel="http://schemas.microsoft.com/office/2019/extlst" xmlns:r="http://schemas.openxmlformats.org/officeDocument/2006/relationships" xmlns:m="http://schemas.openxmlformats.org/officeDocument/2006/math" xmlns:v="urn:schemas-microsoft-com:vml" xmlns:wp14="http://schemas.microsoft.com/office/word/2010/wordprocessingDrawing" xmlns:wp="http://schemas.openxmlformats.org/drawingml/2006/wordprocessingDrawing" xmlns:w10="urn:schemas-microsoft-com:office:word" xmlns:w="http://schemas.openxmlformats.org/wordprocessingml/2006/main" xmlns:w14="http://schemas.microsoft.com/office/word/2010/wordml" xmlns:w15="http://schemas.microsoft.com/office/word/2012/wordml" xmlns:w16cei="http://schemas.microsoft.com/office/word/2026/wordml/cei" xmlns:w16cex="http://schemas.microsoft.com/office/word/2018/wordml/cex" xmlns:w16cid="http://schemas.microsoft.com/office/word/2016/wordml/cid" xmlns:w16="http://schemas.microsoft.com/office/word/2018/wordml" xmlns:w16du="http://schemas.microsoft.com/office/word/2023/wordml/word16du" xmlns:w16sdtdh="http://schemas.microsoft.com/office/word/2020/wordml/sdtdatahash" xmlns:w16sdtfl="http://schemas.microsoft.com/office/word/2024/wordml/sdtformatlock" xmlns:w16se="http://schemas.microsoft.com/office/word/2015/wordml/symex" xmlns:wpg="http://schemas.microsoft.com/office/word/2010/wordprocessingGroup" xmlns:wpi="http://schemas.microsoft.com/office/word/2010/wordprocessingInk" xmlns:wne="http://schemas.microsoft.com/office/word/2006/wordml" xmlns:wps="http://schemas.microsoft.com/office/word/2010/wordprocessingShape" mc:Ignorable="w14 w15 w16se w16cid w16 w16cex w16sdtdh w16sdtfl w16du wp14">
   <w:abstractNum w:abstractNumId="0" w15:restartNumberingAfterBreak="0">
     <w:nsid w:val="06021A6F"/>
     <w:multiLevelType w:val="hybridMultilevel"/>
@@ -2014,7 +2111,6 @@
   <w:style w:type="character" w:default="1" w:styleId="DefaultParagraphFont">
     <w:name w:val="Default Paragraph Font"/>
     <w:uiPriority w:val="1"/>
-    <w:semiHidden/>
     <w:unhideWhenUsed/>
   </w:style>
   <w:style w:type="table" w:default="1" w:styleId="TableNormal">
